--- a/18_DOCX/VIDA_CASES_0033_0040.docx
+++ b/18_DOCX/VIDA_CASES_0033_0040.docx
@@ -7,14 +7,61 @@
         <w:pStyle w:val="Heading1"/>
       </w:pPr>
       <w:r>
-        <w:t>VIDA_CASES_0033_0040 - Quinto ciclo de estudos de caso VIDA</w:t>
-      </w:r>
-    </w:p>
-    <w:p>
-      <w:r>
-        <w:t>————————————————————————</w:t>
-      </w:r>
-    </w:p>
+        <w:t>VIDA_CASES_0033_0040 - Estudos de caso VIDA</w:t>
+      </w:r>
+    </w:p>
+    <w:p/>
+    <w:p>
+      <w:pPr>
+        <w:pStyle w:val="Heading2"/>
+      </w:pPr>
+      <w:r>
+        <w:t>Controle</w:t>
+      </w:r>
+    </w:p>
+    <w:p/>
+    <w:p>
+      <w:pPr>
+        <w:pStyle w:val="ListBullet"/>
+      </w:pPr>
+      <w:r>
+        <w:t>Versão: 0.2</w:t>
+      </w:r>
+    </w:p>
+    <w:p>
+      <w:pPr>
+        <w:pStyle w:val="ListBullet"/>
+      </w:pPr>
+      <w:r>
+        <w:t>Data: 2026-06-26</w:t>
+      </w:r>
+    </w:p>
+    <w:p>
+      <w:pPr>
+        <w:pStyle w:val="ListBullet"/>
+      </w:pPr>
+      <w:r>
+        <w:t>Autor: JP-BR Insurance Knowledge Base</w:t>
+      </w:r>
+    </w:p>
+    <w:p>
+      <w:pPr>
+        <w:pStyle w:val="ListBullet"/>
+      </w:pPr>
+      <w:r>
+        <w:t>Histórico: Consolidação atualizada com limite comercial/compliance.</w:t>
+      </w:r>
+    </w:p>
+    <w:p/>
+    <w:p>
+      <w:pPr>
+        <w:pStyle w:val="Heading2"/>
+      </w:pPr>
+      <w:r>
+        <w:t>Conteúdo consolidado</w:t>
+      </w:r>
+    </w:p>
+    <w:p/>
     <w:p>
       <w:pPr>
         <w:pStyle w:val="Heading1"/>
@@ -23,6 +70,7 @@
         <w:t>CASE-VIDA-0033 - Cliente mudou endereço e sobrenome após casamento</w:t>
       </w:r>
     </w:p>
+    <w:p/>
     <w:p>
       <w:pPr>
         <w:pStyle w:val="Heading2"/>
@@ -31,12 +79,13 @@
         <w:t>Controle</w:t>
       </w:r>
     </w:p>
+    <w:p/>
     <w:p>
       <w:pPr>
         <w:pStyle w:val="ListBullet"/>
       </w:pPr>
       <w:r>
-        <w:t>Versão: 0.1</w:t>
+        <w:t>Versão: 0.2</w:t>
       </w:r>
     </w:p>
     <w:p>
@@ -60,9 +109,10 @@
         <w:pStyle w:val="ListBullet"/>
       </w:pPr>
       <w:r>
-        <w:t>Histórico: Criação inicial.</w:t>
-      </w:r>
-    </w:p>
+        <w:t>Histórico: Criação inicial; inclusão de limite comercial/compliance.</w:t>
+      </w:r>
+    </w:p>
+    <w:p/>
     <w:p>
       <w:pPr>
         <w:pStyle w:val="Heading2"/>
@@ -71,11 +121,13 @@
         <w:t>Código</w:t>
       </w:r>
     </w:p>
+    <w:p/>
     <w:p>
       <w:r>
         <w:t>CASE-VIDA-0033</w:t>
       </w:r>
     </w:p>
+    <w:p/>
     <w:p>
       <w:pPr>
         <w:pStyle w:val="Heading2"/>
@@ -84,11 +136,13 @@
         <w:t>Produto ou categoria</w:t>
       </w:r>
     </w:p>
+    <w:p/>
     <w:p>
       <w:r>
         <w:t>VIDA</w:t>
       </w:r>
     </w:p>
+    <w:p/>
     <w:p>
       <w:pPr>
         <w:pStyle w:val="Heading2"/>
@@ -97,11 +151,13 @@
         <w:t>Situação</w:t>
       </w:r>
     </w:p>
+    <w:p/>
     <w:p>
       <w:r>
         <w:t>Cliente mudou endereço e sobrenome após casamento.</w:t>
       </w:r>
     </w:p>
+    <w:p/>
     <w:p>
       <w:pPr>
         <w:pStyle w:val="Heading2"/>
@@ -110,11 +166,13 @@
         <w:t>Problema</w:t>
       </w:r>
     </w:p>
+    <w:p/>
     <w:p>
       <w:r>
         <w:t>Cliente pode deixar contrato desatualizado, perder documentos, confundir orientação fiscal ou não revisar beneficiários e proteção.</w:t>
       </w:r>
     </w:p>
+    <w:p/>
     <w:p>
       <w:pPr>
         <w:pStyle w:val="Heading2"/>
@@ -123,11 +181,13 @@
         <w:t>Análise</w:t>
       </w:r>
     </w:p>
+    <w:p/>
     <w:p>
       <w:r>
         <w:t>Seguro de vida exige acompanhamento contínuo. Mudanças familiares, dados cadastrais, documentos fiscais e revisão periódica devem ser tratados de forma organizada.</w:t>
       </w:r>
     </w:p>
+    <w:p/>
     <w:p>
       <w:pPr>
         <w:pStyle w:val="Heading2"/>
@@ -136,11 +196,13 @@
         <w:t>Orientação ao corretor</w:t>
       </w:r>
     </w:p>
+    <w:p/>
     <w:p>
       <w:r>
         <w:t>Registrar atendimento, orientar documentos, separar temas fiscais de decisão tributária especializada e manter rotina de revisão.</w:t>
       </w:r>
     </w:p>
+    <w:p/>
     <w:p>
       <w:pPr>
         <w:pStyle w:val="Heading2"/>
@@ -149,11 +211,13 @@
         <w:t>Como explicar ao cliente brasileiro</w:t>
       </w:r>
     </w:p>
+    <w:p/>
     <w:p>
       <w:r>
         <w:t>Depois de contratar, precisamos manter o seguro atualizado para que ele funcione corretamente quando for necessário.</w:t>
       </w:r>
     </w:p>
+    <w:p/>
     <w:p>
       <w:pPr>
         <w:pStyle w:val="Heading2"/>
@@ -162,19 +226,37 @@
         <w:t>Resultado esperado</w:t>
       </w:r>
     </w:p>
+    <w:p/>
     <w:p>
       <w:r>
         <w:t>Cliente entende a importância do pós-venda e mantém contrato, documentos e beneficiários coerentes.</w:t>
       </w:r>
     </w:p>
+    <w:p/>
     <w:p>
       <w:pPr>
         <w:pStyle w:val="Heading2"/>
       </w:pPr>
       <w:r>
+        <w:t>Limite comercial/compliance</w:t>
+      </w:r>
+    </w:p>
+    <w:p/>
+    <w:p>
+      <w:r>
+        <w:t>O corretor deve usar este caso como orientação de atendimento, sem prometer aceitação, cobertura, valor de indenização, prazo, benefício fiscal, manutenção de contrato ou resultado de análise. A decisão final depende da apólice, declaração de saúde, documentos, situação familiar, regras fiscais quando aplicáveis e avaliação da seguradora ou órgão competente.</w:t>
+      </w:r>
+    </w:p>
+    <w:p/>
+    <w:p>
+      <w:pPr>
+        <w:pStyle w:val="Heading2"/>
+      </w:pPr>
+      <w:r>
         <w:t>Termos relacionados</w:t>
       </w:r>
     </w:p>
+    <w:p/>
     <w:p>
       <w:pPr>
         <w:pStyle w:val="ListBullet"/>
@@ -199,6 +281,7 @@
         <w:t>VIDA-0084 - 改姓 - Alteração de sobrenome</w:t>
       </w:r>
     </w:p>
+    <w:p/>
     <w:p>
       <w:pPr>
         <w:pStyle w:val="Heading2"/>
@@ -207,6 +290,7 @@
         <w:t>FAQs relacionadas</w:t>
       </w:r>
     </w:p>
+    <w:p/>
     <w:p>
       <w:pPr>
         <w:pStyle w:val="ListBullet"/>
@@ -231,6 +315,7 @@
         <w:t>FAQ-VIDA-0084</w:t>
       </w:r>
     </w:p>
+    <w:p/>
     <w:p>
       <w:pPr>
         <w:pStyle w:val="Heading2"/>
@@ -239,6 +324,7 @@
         <w:t>Diálogos relacionados</w:t>
       </w:r>
     </w:p>
+    <w:p/>
     <w:p>
       <w:pPr>
         <w:pStyle w:val="ListBullet"/>
@@ -247,6 +333,7 @@
         <w:t>DIALOGUE-VIDA-0021</w:t>
       </w:r>
     </w:p>
+    <w:p/>
     <w:p>
       <w:pPr>
         <w:pStyle w:val="Heading2"/>
@@ -255,6 +342,7 @@
         <w:t>Referências cruzadas</w:t>
       </w:r>
     </w:p>
+    <w:p/>
     <w:p>
       <w:pPr>
         <w:pStyle w:val="ListBullet"/>
@@ -311,6 +399,7 @@
         <w:t>DIALOGUE-VIDA-0021</w:t>
       </w:r>
     </w:p>
+    <w:p/>
     <w:p>
       <w:pPr>
         <w:pStyle w:val="Heading2"/>
@@ -319,6 +408,7 @@
         <w:t>Referências</w:t>
       </w:r>
     </w:p>
+    <w:p/>
     <w:p>
       <w:pPr>
         <w:pStyle w:val="ListBullet"/>
@@ -327,6 +417,7 @@
         <w:t>Documento interno: `EDITORIAL_RULES.md`</w:t>
       </w:r>
     </w:p>
+    <w:p/>
     <w:p>
       <w:pPr>
         <w:pStyle w:val="Heading2"/>
@@ -335,6 +426,7 @@
         <w:t>Tags</w:t>
       </w:r>
     </w:p>
+    <w:p/>
     <w:p>
       <w:pPr>
         <w:pStyle w:val="ListBullet"/>
@@ -367,6 +459,7 @@
         <w:t>fiscal</w:t>
       </w:r>
     </w:p>
+    <w:p/>
     <w:p>
       <w:pPr>
         <w:pStyle w:val="Heading2"/>
@@ -375,6 +468,7 @@
         <w:t>Veja também</w:t>
       </w:r>
     </w:p>
+    <w:p/>
     <w:p>
       <w:pPr>
         <w:pStyle w:val="ListBullet"/>
@@ -383,6 +477,7 @@
         <w:t>`14_FAQ/VIDA/FAQ-VIDA-0082.md`</w:t>
       </w:r>
     </w:p>
+    <w:p/>
     <w:p>
       <w:pPr>
         <w:pStyle w:val="Heading2"/>
@@ -391,6 +486,7 @@
         <w:t>Histórico de revisão</w:t>
       </w:r>
     </w:p>
+    <w:p/>
     <w:p>
       <w:r>
         <w:t>| Data | Versão | Autor | Alteração |</w:t>
@@ -408,9 +504,16 @@
     </w:p>
     <w:p>
       <w:r>
-        <w:t>————————————————————————</w:t>
-      </w:r>
-    </w:p>
+        <w:t>| 2026-06-26 | 0.2 | JP-BR Insurance Knowledge Base | Inclusão de limite comercial/compliance para uso seguro em atendimento e NotebookLM. |</w:t>
+      </w:r>
+    </w:p>
+    <w:p/>
+    <w:p>
+      <w:r>
+        <w:br w:type="page"/>
+      </w:r>
+    </w:p>
+    <w:p/>
     <w:p>
       <w:pPr>
         <w:pStyle w:val="Heading1"/>
@@ -419,6 +522,7 @@
         <w:t>CASE-VIDA-0034 - Contrato precisa de conferência periódica</w:t>
       </w:r>
     </w:p>
+    <w:p/>
     <w:p>
       <w:pPr>
         <w:pStyle w:val="Heading2"/>
@@ -427,12 +531,13 @@
         <w:t>Controle</w:t>
       </w:r>
     </w:p>
+    <w:p/>
     <w:p>
       <w:pPr>
         <w:pStyle w:val="ListBullet"/>
       </w:pPr>
       <w:r>
-        <w:t>Versão: 0.1</w:t>
+        <w:t>Versão: 0.2</w:t>
       </w:r>
     </w:p>
     <w:p>
@@ -456,9 +561,10 @@
         <w:pStyle w:val="ListBullet"/>
       </w:pPr>
       <w:r>
-        <w:t>Histórico: Criação inicial.</w:t>
-      </w:r>
-    </w:p>
+        <w:t>Histórico: Criação inicial; inclusão de limite comercial/compliance.</w:t>
+      </w:r>
+    </w:p>
+    <w:p/>
     <w:p>
       <w:pPr>
         <w:pStyle w:val="Heading2"/>
@@ -467,11 +573,13 @@
         <w:t>Código</w:t>
       </w:r>
     </w:p>
+    <w:p/>
     <w:p>
       <w:r>
         <w:t>CASE-VIDA-0034</w:t>
       </w:r>
     </w:p>
+    <w:p/>
     <w:p>
       <w:pPr>
         <w:pStyle w:val="Heading2"/>
@@ -480,11 +588,13 @@
         <w:t>Produto ou categoria</w:t>
       </w:r>
     </w:p>
+    <w:p/>
     <w:p>
       <w:r>
         <w:t>VIDA</w:t>
       </w:r>
     </w:p>
+    <w:p/>
     <w:p>
       <w:pPr>
         <w:pStyle w:val="Heading2"/>
@@ -493,11 +603,13 @@
         <w:t>Situação</w:t>
       </w:r>
     </w:p>
+    <w:p/>
     <w:p>
       <w:r>
         <w:t>Contrato precisa de conferência periódica.</w:t>
       </w:r>
     </w:p>
+    <w:p/>
     <w:p>
       <w:pPr>
         <w:pStyle w:val="Heading2"/>
@@ -506,11 +618,13 @@
         <w:t>Problema</w:t>
       </w:r>
     </w:p>
+    <w:p/>
     <w:p>
       <w:r>
         <w:t>Cliente pode deixar contrato desatualizado, perder documentos, confundir orientação fiscal ou não revisar beneficiários e proteção.</w:t>
       </w:r>
     </w:p>
+    <w:p/>
     <w:p>
       <w:pPr>
         <w:pStyle w:val="Heading2"/>
@@ -519,11 +633,13 @@
         <w:t>Análise</w:t>
       </w:r>
     </w:p>
+    <w:p/>
     <w:p>
       <w:r>
         <w:t>Seguro de vida exige acompanhamento contínuo. Mudanças familiares, dados cadastrais, documentos fiscais e revisão periódica devem ser tratados de forma organizada.</w:t>
       </w:r>
     </w:p>
+    <w:p/>
     <w:p>
       <w:pPr>
         <w:pStyle w:val="Heading2"/>
@@ -532,11 +648,13 @@
         <w:t>Orientação ao corretor</w:t>
       </w:r>
     </w:p>
+    <w:p/>
     <w:p>
       <w:r>
         <w:t>Registrar atendimento, orientar documentos, separar temas fiscais de decisão tributária especializada e manter rotina de revisão.</w:t>
       </w:r>
     </w:p>
+    <w:p/>
     <w:p>
       <w:pPr>
         <w:pStyle w:val="Heading2"/>
@@ -545,11 +663,13 @@
         <w:t>Como explicar ao cliente brasileiro</w:t>
       </w:r>
     </w:p>
+    <w:p/>
     <w:p>
       <w:r>
         <w:t>Depois de contratar, precisamos manter o seguro atualizado para que ele funcione corretamente quando for necessário.</w:t>
       </w:r>
     </w:p>
+    <w:p/>
     <w:p>
       <w:pPr>
         <w:pStyle w:val="Heading2"/>
@@ -558,19 +678,37 @@
         <w:t>Resultado esperado</w:t>
       </w:r>
     </w:p>
+    <w:p/>
     <w:p>
       <w:r>
         <w:t>Cliente entende a importância do pós-venda e mantém contrato, documentos e beneficiários coerentes.</w:t>
       </w:r>
     </w:p>
+    <w:p/>
     <w:p>
       <w:pPr>
         <w:pStyle w:val="Heading2"/>
       </w:pPr>
       <w:r>
+        <w:t>Limite comercial/compliance</w:t>
+      </w:r>
+    </w:p>
+    <w:p/>
+    <w:p>
+      <w:r>
+        <w:t>O corretor deve usar este caso como orientação de atendimento, sem prometer aceitação, cobertura, valor de indenização, prazo, benefício fiscal, manutenção de contrato ou resultado de análise. A decisão final depende da apólice, declaração de saúde, documentos, situação familiar, regras fiscais quando aplicáveis e avaliação da seguradora ou órgão competente.</w:t>
+      </w:r>
+    </w:p>
+    <w:p/>
+    <w:p>
+      <w:pPr>
+        <w:pStyle w:val="Heading2"/>
+      </w:pPr>
+      <w:r>
         <w:t>Termos relacionados</w:t>
       </w:r>
     </w:p>
+    <w:p/>
     <w:p>
       <w:pPr>
         <w:pStyle w:val="ListBullet"/>
@@ -587,6 +725,7 @@
         <w:t>VIDA-0099 - 定期点検 - Revisão periódica</w:t>
       </w:r>
     </w:p>
+    <w:p/>
     <w:p>
       <w:pPr>
         <w:pStyle w:val="Heading2"/>
@@ -595,6 +734,7 @@
         <w:t>FAQs relacionadas</w:t>
       </w:r>
     </w:p>
+    <w:p/>
     <w:p>
       <w:pPr>
         <w:pStyle w:val="ListBullet"/>
@@ -611,6 +751,7 @@
         <w:t>FAQ-VIDA-0099</w:t>
       </w:r>
     </w:p>
+    <w:p/>
     <w:p>
       <w:pPr>
         <w:pStyle w:val="Heading2"/>
@@ -619,6 +760,7 @@
         <w:t>Diálogos relacionados</w:t>
       </w:r>
     </w:p>
+    <w:p/>
     <w:p>
       <w:pPr>
         <w:pStyle w:val="ListBullet"/>
@@ -635,6 +777,7 @@
         <w:t>DIALOGUE-VIDA-0025</w:t>
       </w:r>
     </w:p>
+    <w:p/>
     <w:p>
       <w:pPr>
         <w:pStyle w:val="Heading2"/>
@@ -643,6 +786,7 @@
         <w:t>Referências cruzadas</w:t>
       </w:r>
     </w:p>
+    <w:p/>
     <w:p>
       <w:pPr>
         <w:pStyle w:val="ListBullet"/>
@@ -691,6 +835,7 @@
         <w:t>DIALOGUE-VIDA-0025</w:t>
       </w:r>
     </w:p>
+    <w:p/>
     <w:p>
       <w:pPr>
         <w:pStyle w:val="Heading2"/>
@@ -699,6 +844,7 @@
         <w:t>Referências</w:t>
       </w:r>
     </w:p>
+    <w:p/>
     <w:p>
       <w:pPr>
         <w:pStyle w:val="ListBullet"/>
@@ -707,6 +853,7 @@
         <w:t>Documento interno: `EDITORIAL_RULES.md`</w:t>
       </w:r>
     </w:p>
+    <w:p/>
     <w:p>
       <w:pPr>
         <w:pStyle w:val="Heading2"/>
@@ -715,6 +862,7 @@
         <w:t>Tags</w:t>
       </w:r>
     </w:p>
+    <w:p/>
     <w:p>
       <w:pPr>
         <w:pStyle w:val="ListBullet"/>
@@ -747,6 +895,7 @@
         <w:t>fiscal</w:t>
       </w:r>
     </w:p>
+    <w:p/>
     <w:p>
       <w:pPr>
         <w:pStyle w:val="Heading2"/>
@@ -755,6 +904,7 @@
         <w:t>Veja também</w:t>
       </w:r>
     </w:p>
+    <w:p/>
     <w:p>
       <w:pPr>
         <w:pStyle w:val="ListBullet"/>
@@ -763,6 +913,7 @@
         <w:t>`14_FAQ/VIDA/FAQ-VIDA-0081.md`</w:t>
       </w:r>
     </w:p>
+    <w:p/>
     <w:p>
       <w:pPr>
         <w:pStyle w:val="Heading2"/>
@@ -771,6 +922,7 @@
         <w:t>Histórico de revisão</w:t>
       </w:r>
     </w:p>
+    <w:p/>
     <w:p>
       <w:r>
         <w:t>| Data | Versão | Autor | Alteração |</w:t>
@@ -788,9 +940,16 @@
     </w:p>
     <w:p>
       <w:r>
-        <w:t>————————————————————————</w:t>
-      </w:r>
-    </w:p>
+        <w:t>| 2026-06-26 | 0.2 | JP-BR Insurance Knowledge Base | Inclusão de limite comercial/compliance para uso seguro em atendimento e NotebookLM. |</w:t>
+      </w:r>
+    </w:p>
+    <w:p/>
+    <w:p>
+      <w:r>
+        <w:br w:type="page"/>
+      </w:r>
+    </w:p>
+    <w:p/>
     <w:p>
       <w:pPr>
         <w:pStyle w:val="Heading1"/>
@@ -799,6 +958,7 @@
         <w:t>CASE-VIDA-0035 - Cliente quer trocar beneficiário e perdeu a apólice</w:t>
       </w:r>
     </w:p>
+    <w:p/>
     <w:p>
       <w:pPr>
         <w:pStyle w:val="Heading2"/>
@@ -807,12 +967,13 @@
         <w:t>Controle</w:t>
       </w:r>
     </w:p>
+    <w:p/>
     <w:p>
       <w:pPr>
         <w:pStyle w:val="ListBullet"/>
       </w:pPr>
       <w:r>
-        <w:t>Versão: 0.1</w:t>
+        <w:t>Versão: 0.2</w:t>
       </w:r>
     </w:p>
     <w:p>
@@ -836,9 +997,10 @@
         <w:pStyle w:val="ListBullet"/>
       </w:pPr>
       <w:r>
-        <w:t>Histórico: Criação inicial.</w:t>
-      </w:r>
-    </w:p>
+        <w:t>Histórico: Criação inicial; inclusão de limite comercial/compliance.</w:t>
+      </w:r>
+    </w:p>
+    <w:p/>
     <w:p>
       <w:pPr>
         <w:pStyle w:val="Heading2"/>
@@ -847,11 +1009,13 @@
         <w:t>Código</w:t>
       </w:r>
     </w:p>
+    <w:p/>
     <w:p>
       <w:r>
         <w:t>CASE-VIDA-0035</w:t>
       </w:r>
     </w:p>
+    <w:p/>
     <w:p>
       <w:pPr>
         <w:pStyle w:val="Heading2"/>
@@ -860,11 +1024,13 @@
         <w:t>Produto ou categoria</w:t>
       </w:r>
     </w:p>
+    <w:p/>
     <w:p>
       <w:r>
         <w:t>VIDA</w:t>
       </w:r>
     </w:p>
+    <w:p/>
     <w:p>
       <w:pPr>
         <w:pStyle w:val="Heading2"/>
@@ -873,11 +1039,13 @@
         <w:t>Situação</w:t>
       </w:r>
     </w:p>
+    <w:p/>
     <w:p>
       <w:r>
         <w:t>Cliente quer trocar beneficiário e perdeu a apólice.</w:t>
       </w:r>
     </w:p>
+    <w:p/>
     <w:p>
       <w:pPr>
         <w:pStyle w:val="Heading2"/>
@@ -886,11 +1054,13 @@
         <w:t>Problema</w:t>
       </w:r>
     </w:p>
+    <w:p/>
     <w:p>
       <w:r>
         <w:t>Cliente pode deixar contrato desatualizado, perder documentos, confundir orientação fiscal ou não revisar beneficiários e proteção.</w:t>
       </w:r>
     </w:p>
+    <w:p/>
     <w:p>
       <w:pPr>
         <w:pStyle w:val="Heading2"/>
@@ -899,11 +1069,13 @@
         <w:t>Análise</w:t>
       </w:r>
     </w:p>
+    <w:p/>
     <w:p>
       <w:r>
         <w:t>Seguro de vida exige acompanhamento contínuo. Mudanças familiares, dados cadastrais, documentos fiscais e revisão periódica devem ser tratados de forma organizada.</w:t>
       </w:r>
     </w:p>
+    <w:p/>
     <w:p>
       <w:pPr>
         <w:pStyle w:val="Heading2"/>
@@ -912,11 +1084,13 @@
         <w:t>Orientação ao corretor</w:t>
       </w:r>
     </w:p>
+    <w:p/>
     <w:p>
       <w:r>
         <w:t>Registrar atendimento, orientar documentos, separar temas fiscais de decisão tributária especializada e manter rotina de revisão.</w:t>
       </w:r>
     </w:p>
+    <w:p/>
     <w:p>
       <w:pPr>
         <w:pStyle w:val="Heading2"/>
@@ -925,11 +1099,13 @@
         <w:t>Como explicar ao cliente brasileiro</w:t>
       </w:r>
     </w:p>
+    <w:p/>
     <w:p>
       <w:r>
         <w:t>Depois de contratar, precisamos manter o seguro atualizado para que ele funcione corretamente quando for necessário.</w:t>
       </w:r>
     </w:p>
+    <w:p/>
     <w:p>
       <w:pPr>
         <w:pStyle w:val="Heading2"/>
@@ -938,19 +1114,37 @@
         <w:t>Resultado esperado</w:t>
       </w:r>
     </w:p>
+    <w:p/>
     <w:p>
       <w:r>
         <w:t>Cliente entende a importância do pós-venda e mantém contrato, documentos e beneficiários coerentes.</w:t>
       </w:r>
     </w:p>
+    <w:p/>
     <w:p>
       <w:pPr>
         <w:pStyle w:val="Heading2"/>
       </w:pPr>
       <w:r>
+        <w:t>Limite comercial/compliance</w:t>
+      </w:r>
+    </w:p>
+    <w:p/>
+    <w:p>
+      <w:r>
+        <w:t>O corretor deve usar este caso como orientação de atendimento, sem prometer aceitação, cobertura, valor de indenização, prazo, benefício fiscal, manutenção de contrato ou resultado de análise. A decisão final depende da apólice, declaração de saúde, documentos, situação familiar, regras fiscais quando aplicáveis e avaliação da seguradora ou órgão competente.</w:t>
+      </w:r>
+    </w:p>
+    <w:p/>
+    <w:p>
+      <w:pPr>
+        <w:pStyle w:val="Heading2"/>
+      </w:pPr>
+      <w:r>
         <w:t>Termos relacionados</w:t>
       </w:r>
     </w:p>
+    <w:p/>
     <w:p>
       <w:pPr>
         <w:pStyle w:val="ListBullet"/>
@@ -975,6 +1169,7 @@
         <w:t>VIDA-0088 - 証券再発行 - Reemissão da apólice</w:t>
       </w:r>
     </w:p>
+    <w:p/>
     <w:p>
       <w:pPr>
         <w:pStyle w:val="Heading2"/>
@@ -983,6 +1178,7 @@
         <w:t>FAQs relacionadas</w:t>
       </w:r>
     </w:p>
+    <w:p/>
     <w:p>
       <w:pPr>
         <w:pStyle w:val="ListBullet"/>
@@ -1007,6 +1203,7 @@
         <w:t>FAQ-VIDA-0088</w:t>
       </w:r>
     </w:p>
+    <w:p/>
     <w:p>
       <w:pPr>
         <w:pStyle w:val="Heading2"/>
@@ -1015,6 +1212,7 @@
         <w:t>Diálogos relacionados</w:t>
       </w:r>
     </w:p>
+    <w:p/>
     <w:p>
       <w:pPr>
         <w:pStyle w:val="ListBullet"/>
@@ -1023,6 +1221,7 @@
         <w:t>DIALOGUE-VIDA-0022</w:t>
       </w:r>
     </w:p>
+    <w:p/>
     <w:p>
       <w:pPr>
         <w:pStyle w:val="Heading2"/>
@@ -1031,6 +1230,7 @@
         <w:t>Referências cruzadas</w:t>
       </w:r>
     </w:p>
+    <w:p/>
     <w:p>
       <w:pPr>
         <w:pStyle w:val="ListBullet"/>
@@ -1087,6 +1287,7 @@
         <w:t>DIALOGUE-VIDA-0022</w:t>
       </w:r>
     </w:p>
+    <w:p/>
     <w:p>
       <w:pPr>
         <w:pStyle w:val="Heading2"/>
@@ -1095,6 +1296,7 @@
         <w:t>Referências</w:t>
       </w:r>
     </w:p>
+    <w:p/>
     <w:p>
       <w:pPr>
         <w:pStyle w:val="ListBullet"/>
@@ -1103,6 +1305,7 @@
         <w:t>Documento interno: `EDITORIAL_RULES.md`</w:t>
       </w:r>
     </w:p>
+    <w:p/>
     <w:p>
       <w:pPr>
         <w:pStyle w:val="Heading2"/>
@@ -1111,6 +1314,7 @@
         <w:t>Tags</w:t>
       </w:r>
     </w:p>
+    <w:p/>
     <w:p>
       <w:pPr>
         <w:pStyle w:val="ListBullet"/>
@@ -1143,6 +1347,7 @@
         <w:t>fiscal</w:t>
       </w:r>
     </w:p>
+    <w:p/>
     <w:p>
       <w:pPr>
         <w:pStyle w:val="Heading2"/>
@@ -1151,6 +1356,7 @@
         <w:t>Veja também</w:t>
       </w:r>
     </w:p>
+    <w:p/>
     <w:p>
       <w:pPr>
         <w:pStyle w:val="ListBullet"/>
@@ -1159,6 +1365,7 @@
         <w:t>`14_FAQ/VIDA/FAQ-VIDA-0085.md`</w:t>
       </w:r>
     </w:p>
+    <w:p/>
     <w:p>
       <w:pPr>
         <w:pStyle w:val="Heading2"/>
@@ -1167,6 +1374,7 @@
         <w:t>Histórico de revisão</w:t>
       </w:r>
     </w:p>
+    <w:p/>
     <w:p>
       <w:r>
         <w:t>| Data | Versão | Autor | Alteração |</w:t>
@@ -1184,9 +1392,16 @@
     </w:p>
     <w:p>
       <w:r>
-        <w:t>————————————————————————</w:t>
-      </w:r>
-    </w:p>
+        <w:t>| 2026-06-26 | 0.2 | JP-BR Insurance Knowledge Base | Inclusão de limite comercial/compliance para uso seguro em atendimento e NotebookLM. |</w:t>
+      </w:r>
+    </w:p>
+    <w:p/>
+    <w:p>
+      <w:r>
+        <w:br w:type="page"/>
+      </w:r>
+    </w:p>
+    <w:p/>
     <w:p>
       <w:pPr>
         <w:pStyle w:val="Heading1"/>
@@ -1195,6 +1410,7 @@
         <w:t>CASE-VIDA-0036 - Cliente precisa de comprovante para 年末調整</w:t>
       </w:r>
     </w:p>
+    <w:p/>
     <w:p>
       <w:pPr>
         <w:pStyle w:val="Heading2"/>
@@ -1203,12 +1419,13 @@
         <w:t>Controle</w:t>
       </w:r>
     </w:p>
+    <w:p/>
     <w:p>
       <w:pPr>
         <w:pStyle w:val="ListBullet"/>
       </w:pPr>
       <w:r>
-        <w:t>Versão: 0.1</w:t>
+        <w:t>Versão: 0.2</w:t>
       </w:r>
     </w:p>
     <w:p>
@@ -1232,9 +1449,10 @@
         <w:pStyle w:val="ListBullet"/>
       </w:pPr>
       <w:r>
-        <w:t>Histórico: Criação inicial.</w:t>
-      </w:r>
-    </w:p>
+        <w:t>Histórico: Criação inicial; inclusão de limite comercial/compliance.</w:t>
+      </w:r>
+    </w:p>
+    <w:p/>
     <w:p>
       <w:pPr>
         <w:pStyle w:val="Heading2"/>
@@ -1243,11 +1461,13 @@
         <w:t>Código</w:t>
       </w:r>
     </w:p>
+    <w:p/>
     <w:p>
       <w:r>
         <w:t>CASE-VIDA-0036</w:t>
       </w:r>
     </w:p>
+    <w:p/>
     <w:p>
       <w:pPr>
         <w:pStyle w:val="Heading2"/>
@@ -1256,11 +1476,13 @@
         <w:t>Produto ou categoria</w:t>
       </w:r>
     </w:p>
+    <w:p/>
     <w:p>
       <w:r>
         <w:t>VIDA</w:t>
       </w:r>
     </w:p>
+    <w:p/>
     <w:p>
       <w:pPr>
         <w:pStyle w:val="Heading2"/>
@@ -1269,11 +1491,13 @@
         <w:t>Situação</w:t>
       </w:r>
     </w:p>
+    <w:p/>
     <w:p>
       <w:r>
         <w:t>Cliente precisa de comprovante para 年末調整.</w:t>
       </w:r>
     </w:p>
+    <w:p/>
     <w:p>
       <w:pPr>
         <w:pStyle w:val="Heading2"/>
@@ -1282,11 +1506,13 @@
         <w:t>Problema</w:t>
       </w:r>
     </w:p>
+    <w:p/>
     <w:p>
       <w:r>
         <w:t>Cliente pode deixar contrato desatualizado, perder documentos, confundir orientação fiscal ou não revisar beneficiários e proteção.</w:t>
       </w:r>
     </w:p>
+    <w:p/>
     <w:p>
       <w:pPr>
         <w:pStyle w:val="Heading2"/>
@@ -1295,11 +1521,13 @@
         <w:t>Análise</w:t>
       </w:r>
     </w:p>
+    <w:p/>
     <w:p>
       <w:r>
         <w:t>Seguro de vida exige acompanhamento contínuo. Mudanças familiares, dados cadastrais, documentos fiscais e revisão periódica devem ser tratados de forma organizada.</w:t>
       </w:r>
     </w:p>
+    <w:p/>
     <w:p>
       <w:pPr>
         <w:pStyle w:val="Heading2"/>
@@ -1308,11 +1536,13 @@
         <w:t>Orientação ao corretor</w:t>
       </w:r>
     </w:p>
+    <w:p/>
     <w:p>
       <w:r>
         <w:t>Registrar atendimento, orientar documentos, separar temas fiscais de decisão tributária especializada e manter rotina de revisão.</w:t>
       </w:r>
     </w:p>
+    <w:p/>
     <w:p>
       <w:pPr>
         <w:pStyle w:val="Heading2"/>
@@ -1321,11 +1551,13 @@
         <w:t>Como explicar ao cliente brasileiro</w:t>
       </w:r>
     </w:p>
+    <w:p/>
     <w:p>
       <w:r>
         <w:t>Depois de contratar, precisamos manter o seguro atualizado para que ele funcione corretamente quando for necessário.</w:t>
       </w:r>
     </w:p>
+    <w:p/>
     <w:p>
       <w:pPr>
         <w:pStyle w:val="Heading2"/>
@@ -1334,19 +1566,37 @@
         <w:t>Resultado esperado</w:t>
       </w:r>
     </w:p>
+    <w:p/>
     <w:p>
       <w:r>
         <w:t>Cliente entende a importância do pós-venda e mantém contrato, documentos e beneficiários coerentes.</w:t>
       </w:r>
     </w:p>
+    <w:p/>
     <w:p>
       <w:pPr>
         <w:pStyle w:val="Heading2"/>
       </w:pPr>
       <w:r>
+        <w:t>Limite comercial/compliance</w:t>
+      </w:r>
+    </w:p>
+    <w:p/>
+    <w:p>
+      <w:r>
+        <w:t>O corretor deve usar este caso como orientação de atendimento, sem prometer aceitação, cobertura, valor de indenização, prazo, benefício fiscal, manutenção de contrato ou resultado de análise. A decisão final depende da apólice, declaração de saúde, documentos, situação familiar, regras fiscais quando aplicáveis e avaliação da seguradora ou órgão competente.</w:t>
+      </w:r>
+    </w:p>
+    <w:p/>
+    <w:p>
+      <w:pPr>
+        <w:pStyle w:val="Heading2"/>
+      </w:pPr>
+      <w:r>
         <w:t>Termos relacionados</w:t>
       </w:r>
     </w:p>
+    <w:p/>
     <w:p>
       <w:pPr>
         <w:pStyle w:val="ListBullet"/>
@@ -1371,6 +1621,7 @@
         <w:t>VIDA-0091 - 年末調整 - Ajuste fiscal de fim de ano</w:t>
       </w:r>
     </w:p>
+    <w:p/>
     <w:p>
       <w:pPr>
         <w:pStyle w:val="Heading2"/>
@@ -1379,6 +1630,7 @@
         <w:t>FAQs relacionadas</w:t>
       </w:r>
     </w:p>
+    <w:p/>
     <w:p>
       <w:pPr>
         <w:pStyle w:val="ListBullet"/>
@@ -1403,6 +1655,7 @@
         <w:t>FAQ-VIDA-0091</w:t>
       </w:r>
     </w:p>
+    <w:p/>
     <w:p>
       <w:pPr>
         <w:pStyle w:val="Heading2"/>
@@ -1411,6 +1664,7 @@
         <w:t>Diálogos relacionados</w:t>
       </w:r>
     </w:p>
+    <w:p/>
     <w:p>
       <w:pPr>
         <w:pStyle w:val="ListBullet"/>
@@ -1419,6 +1673,7 @@
         <w:t>DIALOGUE-VIDA-0023</w:t>
       </w:r>
     </w:p>
+    <w:p/>
     <w:p>
       <w:pPr>
         <w:pStyle w:val="Heading2"/>
@@ -1427,6 +1682,7 @@
         <w:t>Referências cruzadas</w:t>
       </w:r>
     </w:p>
+    <w:p/>
     <w:p>
       <w:pPr>
         <w:pStyle w:val="ListBullet"/>
@@ -1483,6 +1739,7 @@
         <w:t>DIALOGUE-VIDA-0023</w:t>
       </w:r>
     </w:p>
+    <w:p/>
     <w:p>
       <w:pPr>
         <w:pStyle w:val="Heading2"/>
@@ -1491,6 +1748,7 @@
         <w:t>Referências</w:t>
       </w:r>
     </w:p>
+    <w:p/>
     <w:p>
       <w:pPr>
         <w:pStyle w:val="ListBullet"/>
@@ -1499,6 +1757,7 @@
         <w:t>Documento interno: `EDITORIAL_RULES.md`</w:t>
       </w:r>
     </w:p>
+    <w:p/>
     <w:p>
       <w:pPr>
         <w:pStyle w:val="Heading2"/>
@@ -1507,6 +1766,7 @@
         <w:t>Tags</w:t>
       </w:r>
     </w:p>
+    <w:p/>
     <w:p>
       <w:pPr>
         <w:pStyle w:val="ListBullet"/>
@@ -1539,6 +1799,7 @@
         <w:t>fiscal</w:t>
       </w:r>
     </w:p>
+    <w:p/>
     <w:p>
       <w:pPr>
         <w:pStyle w:val="Heading2"/>
@@ -1547,6 +1808,7 @@
         <w:t>Veja também</w:t>
       </w:r>
     </w:p>
+    <w:p/>
     <w:p>
       <w:pPr>
         <w:pStyle w:val="ListBullet"/>
@@ -1555,6 +1817,7 @@
         <w:t>`14_FAQ/VIDA/FAQ-VIDA-0089.md`</w:t>
       </w:r>
     </w:p>
+    <w:p/>
     <w:p>
       <w:pPr>
         <w:pStyle w:val="Heading2"/>
@@ -1563,6 +1826,7 @@
         <w:t>Histórico de revisão</w:t>
       </w:r>
     </w:p>
+    <w:p/>
     <w:p>
       <w:r>
         <w:t>| Data | Versão | Autor | Alteração |</w:t>
@@ -1580,9 +1844,16 @@
     </w:p>
     <w:p>
       <w:r>
-        <w:t>————————————————————————</w:t>
-      </w:r>
-    </w:p>
+        <w:t>| 2026-06-26 | 0.2 | JP-BR Insurance Knowledge Base | Inclusão de limite comercial/compliance para uso seguro em atendimento e NotebookLM. |</w:t>
+      </w:r>
+    </w:p>
+    <w:p/>
+    <w:p>
+      <w:r>
+        <w:br w:type="page"/>
+      </w:r>
+    </w:p>
+    <w:p/>
     <w:p>
       <w:pPr>
         <w:pStyle w:val="Heading1"/>
@@ -1591,6 +1862,7 @@
         <w:t>CASE-VIDA-0037 - Autônomo pergunta sobre 確定申告</w:t>
       </w:r>
     </w:p>
+    <w:p/>
     <w:p>
       <w:pPr>
         <w:pStyle w:val="Heading2"/>
@@ -1599,12 +1871,13 @@
         <w:t>Controle</w:t>
       </w:r>
     </w:p>
+    <w:p/>
     <w:p>
       <w:pPr>
         <w:pStyle w:val="ListBullet"/>
       </w:pPr>
       <w:r>
-        <w:t>Versão: 0.1</w:t>
+        <w:t>Versão: 0.2</w:t>
       </w:r>
     </w:p>
     <w:p>
@@ -1628,9 +1901,10 @@
         <w:pStyle w:val="ListBullet"/>
       </w:pPr>
       <w:r>
-        <w:t>Histórico: Criação inicial.</w:t>
-      </w:r>
-    </w:p>
+        <w:t>Histórico: Criação inicial; inclusão de limite comercial/compliance.</w:t>
+      </w:r>
+    </w:p>
+    <w:p/>
     <w:p>
       <w:pPr>
         <w:pStyle w:val="Heading2"/>
@@ -1639,11 +1913,13 @@
         <w:t>Código</w:t>
       </w:r>
     </w:p>
+    <w:p/>
     <w:p>
       <w:r>
         <w:t>CASE-VIDA-0037</w:t>
       </w:r>
     </w:p>
+    <w:p/>
     <w:p>
       <w:pPr>
         <w:pStyle w:val="Heading2"/>
@@ -1652,11 +1928,13 @@
         <w:t>Produto ou categoria</w:t>
       </w:r>
     </w:p>
+    <w:p/>
     <w:p>
       <w:r>
         <w:t>VIDA</w:t>
       </w:r>
     </w:p>
+    <w:p/>
     <w:p>
       <w:pPr>
         <w:pStyle w:val="Heading2"/>
@@ -1665,11 +1943,13 @@
         <w:t>Situação</w:t>
       </w:r>
     </w:p>
+    <w:p/>
     <w:p>
       <w:r>
         <w:t>Autônomo pergunta sobre 確定申告.</w:t>
       </w:r>
     </w:p>
+    <w:p/>
     <w:p>
       <w:pPr>
         <w:pStyle w:val="Heading2"/>
@@ -1678,11 +1958,13 @@
         <w:t>Problema</w:t>
       </w:r>
     </w:p>
+    <w:p/>
     <w:p>
       <w:r>
         <w:t>Cliente pode deixar contrato desatualizado, perder documentos, confundir orientação fiscal ou não revisar beneficiários e proteção.</w:t>
       </w:r>
     </w:p>
+    <w:p/>
     <w:p>
       <w:pPr>
         <w:pStyle w:val="Heading2"/>
@@ -1691,11 +1973,13 @@
         <w:t>Análise</w:t>
       </w:r>
     </w:p>
+    <w:p/>
     <w:p>
       <w:r>
         <w:t>Seguro de vida exige acompanhamento contínuo. Mudanças familiares, dados cadastrais, documentos fiscais e revisão periódica devem ser tratados de forma organizada.</w:t>
       </w:r>
     </w:p>
+    <w:p/>
     <w:p>
       <w:pPr>
         <w:pStyle w:val="Heading2"/>
@@ -1704,11 +1988,13 @@
         <w:t>Orientação ao corretor</w:t>
       </w:r>
     </w:p>
+    <w:p/>
     <w:p>
       <w:r>
         <w:t>Registrar atendimento, orientar documentos, separar temas fiscais de decisão tributária especializada e manter rotina de revisão.</w:t>
       </w:r>
     </w:p>
+    <w:p/>
     <w:p>
       <w:pPr>
         <w:pStyle w:val="Heading2"/>
@@ -1717,11 +2003,13 @@
         <w:t>Como explicar ao cliente brasileiro</w:t>
       </w:r>
     </w:p>
+    <w:p/>
     <w:p>
       <w:r>
         <w:t>Depois de contratar, precisamos manter o seguro atualizado para que ele funcione corretamente quando for necessário.</w:t>
       </w:r>
     </w:p>
+    <w:p/>
     <w:p>
       <w:pPr>
         <w:pStyle w:val="Heading2"/>
@@ -1730,19 +2018,37 @@
         <w:t>Resultado esperado</w:t>
       </w:r>
     </w:p>
+    <w:p/>
     <w:p>
       <w:r>
         <w:t>Cliente entende a importância do pós-venda e mantém contrato, documentos e beneficiários coerentes.</w:t>
       </w:r>
     </w:p>
+    <w:p/>
     <w:p>
       <w:pPr>
         <w:pStyle w:val="Heading2"/>
       </w:pPr>
       <w:r>
+        <w:t>Limite comercial/compliance</w:t>
+      </w:r>
+    </w:p>
+    <w:p/>
+    <w:p>
+      <w:r>
+        <w:t>O corretor deve usar este caso como orientação de atendimento, sem prometer aceitação, cobertura, valor de indenização, prazo, benefício fiscal, manutenção de contrato ou resultado de análise. A decisão final depende da apólice, declaração de saúde, documentos, situação familiar, regras fiscais quando aplicáveis e avaliação da seguradora ou órgão competente.</w:t>
+      </w:r>
+    </w:p>
+    <w:p/>
+    <w:p>
+      <w:pPr>
+        <w:pStyle w:val="Heading2"/>
+      </w:pPr>
+      <w:r>
         <w:t>Termos relacionados</w:t>
       </w:r>
     </w:p>
+    <w:p/>
     <w:p>
       <w:pPr>
         <w:pStyle w:val="ListBullet"/>
@@ -1767,6 +2073,7 @@
         <w:t>VIDA-0093 - 税務上の取扱い - Tratamento fiscal</w:t>
       </w:r>
     </w:p>
+    <w:p/>
     <w:p>
       <w:pPr>
         <w:pStyle w:val="Heading2"/>
@@ -1775,6 +2082,7 @@
         <w:t>FAQs relacionadas</w:t>
       </w:r>
     </w:p>
+    <w:p/>
     <w:p>
       <w:pPr>
         <w:pStyle w:val="ListBullet"/>
@@ -1799,6 +2107,7 @@
         <w:t>FAQ-VIDA-0093</w:t>
       </w:r>
     </w:p>
+    <w:p/>
     <w:p>
       <w:pPr>
         <w:pStyle w:val="Heading2"/>
@@ -1807,6 +2116,7 @@
         <w:t>Diálogos relacionados</w:t>
       </w:r>
     </w:p>
+    <w:p/>
     <w:p>
       <w:pPr>
         <w:pStyle w:val="ListBullet"/>
@@ -1815,6 +2125,7 @@
         <w:t>DIALOGUE-VIDA-0023</w:t>
       </w:r>
     </w:p>
+    <w:p/>
     <w:p>
       <w:pPr>
         <w:pStyle w:val="Heading2"/>
@@ -1823,6 +2134,7 @@
         <w:t>Referências cruzadas</w:t>
       </w:r>
     </w:p>
+    <w:p/>
     <w:p>
       <w:pPr>
         <w:pStyle w:val="ListBullet"/>
@@ -1879,6 +2191,7 @@
         <w:t>DIALOGUE-VIDA-0023</w:t>
       </w:r>
     </w:p>
+    <w:p/>
     <w:p>
       <w:pPr>
         <w:pStyle w:val="Heading2"/>
@@ -1887,6 +2200,7 @@
         <w:t>Referências</w:t>
       </w:r>
     </w:p>
+    <w:p/>
     <w:p>
       <w:pPr>
         <w:pStyle w:val="ListBullet"/>
@@ -1895,6 +2209,7 @@
         <w:t>Documento interno: `EDITORIAL_RULES.md`</w:t>
       </w:r>
     </w:p>
+    <w:p/>
     <w:p>
       <w:pPr>
         <w:pStyle w:val="Heading2"/>
@@ -1903,6 +2218,7 @@
         <w:t>Tags</w:t>
       </w:r>
     </w:p>
+    <w:p/>
     <w:p>
       <w:pPr>
         <w:pStyle w:val="ListBullet"/>
@@ -1935,6 +2251,7 @@
         <w:t>fiscal</w:t>
       </w:r>
     </w:p>
+    <w:p/>
     <w:p>
       <w:pPr>
         <w:pStyle w:val="Heading2"/>
@@ -1943,6 +2260,7 @@
         <w:t>Veja também</w:t>
       </w:r>
     </w:p>
+    <w:p/>
     <w:p>
       <w:pPr>
         <w:pStyle w:val="ListBullet"/>
@@ -1951,6 +2269,7 @@
         <w:t>`14_FAQ/VIDA/FAQ-VIDA-0089.md`</w:t>
       </w:r>
     </w:p>
+    <w:p/>
     <w:p>
       <w:pPr>
         <w:pStyle w:val="Heading2"/>
@@ -1959,6 +2278,7 @@
         <w:t>Histórico de revisão</w:t>
       </w:r>
     </w:p>
+    <w:p/>
     <w:p>
       <w:r>
         <w:t>| Data | Versão | Autor | Alteração |</w:t>
@@ -1976,9 +2296,16 @@
     </w:p>
     <w:p>
       <w:r>
-        <w:t>————————————————————————</w:t>
-      </w:r>
-    </w:p>
+        <w:t>| 2026-06-26 | 0.2 | JP-BR Insurance Knowledge Base | Inclusão de limite comercial/compliance para uso seguro em atendimento e NotebookLM. |</w:t>
+      </w:r>
+    </w:p>
+    <w:p/>
+    <w:p>
+      <w:r>
+        <w:br w:type="page"/>
+      </w:r>
+    </w:p>
+    <w:p/>
     <w:p>
       <w:pPr>
         <w:pStyle w:val="Heading1"/>
@@ -1987,6 +2314,7 @@
         <w:t>CASE-VIDA-0038 - Família recebe indenização e pergunta sobre imposto</w:t>
       </w:r>
     </w:p>
+    <w:p/>
     <w:p>
       <w:pPr>
         <w:pStyle w:val="Heading2"/>
@@ -1995,12 +2323,13 @@
         <w:t>Controle</w:t>
       </w:r>
     </w:p>
+    <w:p/>
     <w:p>
       <w:pPr>
         <w:pStyle w:val="ListBullet"/>
       </w:pPr>
       <w:r>
-        <w:t>Versão: 0.1</w:t>
+        <w:t>Versão: 0.2</w:t>
       </w:r>
     </w:p>
     <w:p>
@@ -2024,9 +2353,10 @@
         <w:pStyle w:val="ListBullet"/>
       </w:pPr>
       <w:r>
-        <w:t>Histórico: Criação inicial.</w:t>
-      </w:r>
-    </w:p>
+        <w:t>Histórico: Criação inicial; inclusão de limite comercial/compliance.</w:t>
+      </w:r>
+    </w:p>
+    <w:p/>
     <w:p>
       <w:pPr>
         <w:pStyle w:val="Heading2"/>
@@ -2035,11 +2365,13 @@
         <w:t>Código</w:t>
       </w:r>
     </w:p>
+    <w:p/>
     <w:p>
       <w:r>
         <w:t>CASE-VIDA-0038</w:t>
       </w:r>
     </w:p>
+    <w:p/>
     <w:p>
       <w:pPr>
         <w:pStyle w:val="Heading2"/>
@@ -2048,11 +2380,13 @@
         <w:t>Produto ou categoria</w:t>
       </w:r>
     </w:p>
+    <w:p/>
     <w:p>
       <w:r>
         <w:t>VIDA</w:t>
       </w:r>
     </w:p>
+    <w:p/>
     <w:p>
       <w:pPr>
         <w:pStyle w:val="Heading2"/>
@@ -2061,11 +2395,13 @@
         <w:t>Situação</w:t>
       </w:r>
     </w:p>
+    <w:p/>
     <w:p>
       <w:r>
         <w:t>Família recebe indenização e pergunta sobre imposto.</w:t>
       </w:r>
     </w:p>
+    <w:p/>
     <w:p>
       <w:pPr>
         <w:pStyle w:val="Heading2"/>
@@ -2074,11 +2410,13 @@
         <w:t>Problema</w:t>
       </w:r>
     </w:p>
+    <w:p/>
     <w:p>
       <w:r>
         <w:t>Cliente pode deixar contrato desatualizado, perder documentos, confundir orientação fiscal ou não revisar beneficiários e proteção.</w:t>
       </w:r>
     </w:p>
+    <w:p/>
     <w:p>
       <w:pPr>
         <w:pStyle w:val="Heading2"/>
@@ -2087,11 +2425,13 @@
         <w:t>Análise</w:t>
       </w:r>
     </w:p>
+    <w:p/>
     <w:p>
       <w:r>
         <w:t>Seguro de vida exige acompanhamento contínuo. Mudanças familiares, dados cadastrais, documentos fiscais e revisão periódica devem ser tratados de forma organizada.</w:t>
       </w:r>
     </w:p>
+    <w:p/>
     <w:p>
       <w:pPr>
         <w:pStyle w:val="Heading2"/>
@@ -2100,11 +2440,13 @@
         <w:t>Orientação ao corretor</w:t>
       </w:r>
     </w:p>
+    <w:p/>
     <w:p>
       <w:r>
         <w:t>Registrar atendimento, orientar documentos, separar temas fiscais de decisão tributária especializada e manter rotina de revisão.</w:t>
       </w:r>
     </w:p>
+    <w:p/>
     <w:p>
       <w:pPr>
         <w:pStyle w:val="Heading2"/>
@@ -2113,11 +2455,13 @@
         <w:t>Como explicar ao cliente brasileiro</w:t>
       </w:r>
     </w:p>
+    <w:p/>
     <w:p>
       <w:r>
         <w:t>Depois de contratar, precisamos manter o seguro atualizado para que ele funcione corretamente quando for necessário.</w:t>
       </w:r>
     </w:p>
+    <w:p/>
     <w:p>
       <w:pPr>
         <w:pStyle w:val="Heading2"/>
@@ -2126,19 +2470,37 @@
         <w:t>Resultado esperado</w:t>
       </w:r>
     </w:p>
+    <w:p/>
     <w:p>
       <w:r>
         <w:t>Cliente entende a importância do pós-venda e mantém contrato, documentos e beneficiários coerentes.</w:t>
       </w:r>
     </w:p>
+    <w:p/>
     <w:p>
       <w:pPr>
         <w:pStyle w:val="Heading2"/>
       </w:pPr>
       <w:r>
+        <w:t>Limite comercial/compliance</w:t>
+      </w:r>
+    </w:p>
+    <w:p/>
+    <w:p>
+      <w:r>
+        <w:t>O corretor deve usar este caso como orientação de atendimento, sem prometer aceitação, cobertura, valor de indenização, prazo, benefício fiscal, manutenção de contrato ou resultado de análise. A decisão final depende da apólice, declaração de saúde, documentos, situação familiar, regras fiscais quando aplicáveis e avaliação da seguradora ou órgão competente.</w:t>
+      </w:r>
+    </w:p>
+    <w:p/>
+    <w:p>
+      <w:pPr>
+        <w:pStyle w:val="Heading2"/>
+      </w:pPr>
+      <w:r>
         <w:t>Termos relacionados</w:t>
       </w:r>
     </w:p>
+    <w:p/>
     <w:p>
       <w:pPr>
         <w:pStyle w:val="ListBullet"/>
@@ -2155,6 +2517,7 @@
         <w:t>VIDA-0094 - 保険金の税金 - Imposto sobre indenização do seguro</w:t>
       </w:r>
     </w:p>
+    <w:p/>
     <w:p>
       <w:pPr>
         <w:pStyle w:val="Heading2"/>
@@ -2163,6 +2526,7 @@
         <w:t>FAQs relacionadas</w:t>
       </w:r>
     </w:p>
+    <w:p/>
     <w:p>
       <w:pPr>
         <w:pStyle w:val="ListBullet"/>
@@ -2179,6 +2543,7 @@
         <w:t>FAQ-VIDA-0094</w:t>
       </w:r>
     </w:p>
+    <w:p/>
     <w:p>
       <w:pPr>
         <w:pStyle w:val="Heading2"/>
@@ -2187,6 +2552,7 @@
         <w:t>Diálogos relacionados</w:t>
       </w:r>
     </w:p>
+    <w:p/>
     <w:p>
       <w:pPr>
         <w:pStyle w:val="ListBullet"/>
@@ -2195,6 +2561,7 @@
         <w:t>DIALOGUE-VIDA-0024</w:t>
       </w:r>
     </w:p>
+    <w:p/>
     <w:p>
       <w:pPr>
         <w:pStyle w:val="Heading2"/>
@@ -2203,6 +2570,7 @@
         <w:t>Referências cruzadas</w:t>
       </w:r>
     </w:p>
+    <w:p/>
     <w:p>
       <w:pPr>
         <w:pStyle w:val="ListBullet"/>
@@ -2243,6 +2611,7 @@
         <w:t>DIALOGUE-VIDA-0024</w:t>
       </w:r>
     </w:p>
+    <w:p/>
     <w:p>
       <w:pPr>
         <w:pStyle w:val="Heading2"/>
@@ -2251,6 +2620,7 @@
         <w:t>Referências</w:t>
       </w:r>
     </w:p>
+    <w:p/>
     <w:p>
       <w:pPr>
         <w:pStyle w:val="ListBullet"/>
@@ -2259,6 +2629,7 @@
         <w:t>Documento interno: `EDITORIAL_RULES.md`</w:t>
       </w:r>
     </w:p>
+    <w:p/>
     <w:p>
       <w:pPr>
         <w:pStyle w:val="Heading2"/>
@@ -2267,6 +2638,7 @@
         <w:t>Tags</w:t>
       </w:r>
     </w:p>
+    <w:p/>
     <w:p>
       <w:pPr>
         <w:pStyle w:val="ListBullet"/>
@@ -2299,6 +2671,7 @@
         <w:t>fiscal</w:t>
       </w:r>
     </w:p>
+    <w:p/>
     <w:p>
       <w:pPr>
         <w:pStyle w:val="Heading2"/>
@@ -2307,6 +2680,7 @@
         <w:t>Veja também</w:t>
       </w:r>
     </w:p>
+    <w:p/>
     <w:p>
       <w:pPr>
         <w:pStyle w:val="ListBullet"/>
@@ -2315,6 +2689,7 @@
         <w:t>`14_FAQ/VIDA/FAQ-VIDA-0093.md`</w:t>
       </w:r>
     </w:p>
+    <w:p/>
     <w:p>
       <w:pPr>
         <w:pStyle w:val="Heading2"/>
@@ -2323,6 +2698,7 @@
         <w:t>Histórico de revisão</w:t>
       </w:r>
     </w:p>
+    <w:p/>
     <w:p>
       <w:r>
         <w:t>| Data | Versão | Autor | Alteração |</w:t>
@@ -2340,9 +2716,16 @@
     </w:p>
     <w:p>
       <w:r>
-        <w:t>————————————————————————</w:t>
-      </w:r>
-    </w:p>
+        <w:t>| 2026-06-26 | 0.2 | JP-BR Insurance Knowledge Base | Inclusão de limite comercial/compliance para uso seguro em atendimento e NotebookLM. |</w:t>
+      </w:r>
+    </w:p>
+    <w:p/>
+    <w:p>
+      <w:r>
+        <w:br w:type="page"/>
+      </w:r>
+    </w:p>
+    <w:p/>
     <w:p>
       <w:pPr>
         <w:pStyle w:val="Heading1"/>
@@ -2351,6 +2734,7 @@
         <w:t>CASE-VIDA-0039 - Cliente cancela seguro com resgate e pergunta valor líquido</w:t>
       </w:r>
     </w:p>
+    <w:p/>
     <w:p>
       <w:pPr>
         <w:pStyle w:val="Heading2"/>
@@ -2359,12 +2743,13 @@
         <w:t>Controle</w:t>
       </w:r>
     </w:p>
+    <w:p/>
     <w:p>
       <w:pPr>
         <w:pStyle w:val="ListBullet"/>
       </w:pPr>
       <w:r>
-        <w:t>Versão: 0.1</w:t>
+        <w:t>Versão: 0.2</w:t>
       </w:r>
     </w:p>
     <w:p>
@@ -2388,9 +2773,10 @@
         <w:pStyle w:val="ListBullet"/>
       </w:pPr>
       <w:r>
-        <w:t>Histórico: Criação inicial.</w:t>
-      </w:r>
-    </w:p>
+        <w:t>Histórico: Criação inicial; inclusão de limite comercial/compliance.</w:t>
+      </w:r>
+    </w:p>
+    <w:p/>
     <w:p>
       <w:pPr>
         <w:pStyle w:val="Heading2"/>
@@ -2399,11 +2785,13 @@
         <w:t>Código</w:t>
       </w:r>
     </w:p>
+    <w:p/>
     <w:p>
       <w:r>
         <w:t>CASE-VIDA-0039</w:t>
       </w:r>
     </w:p>
+    <w:p/>
     <w:p>
       <w:pPr>
         <w:pStyle w:val="Heading2"/>
@@ -2412,11 +2800,13 @@
         <w:t>Produto ou categoria</w:t>
       </w:r>
     </w:p>
+    <w:p/>
     <w:p>
       <w:r>
         <w:t>VIDA</w:t>
       </w:r>
     </w:p>
+    <w:p/>
     <w:p>
       <w:pPr>
         <w:pStyle w:val="Heading2"/>
@@ -2425,11 +2815,13 @@
         <w:t>Situação</w:t>
       </w:r>
     </w:p>
+    <w:p/>
     <w:p>
       <w:r>
         <w:t>Cliente cancela seguro com resgate e pergunta valor líquido.</w:t>
       </w:r>
     </w:p>
+    <w:p/>
     <w:p>
       <w:pPr>
         <w:pStyle w:val="Heading2"/>
@@ -2438,11 +2830,13 @@
         <w:t>Problema</w:t>
       </w:r>
     </w:p>
+    <w:p/>
     <w:p>
       <w:r>
         <w:t>Cliente pode deixar contrato desatualizado, perder documentos, confundir orientação fiscal ou não revisar beneficiários e proteção.</w:t>
       </w:r>
     </w:p>
+    <w:p/>
     <w:p>
       <w:pPr>
         <w:pStyle w:val="Heading2"/>
@@ -2451,11 +2845,13 @@
         <w:t>Análise</w:t>
       </w:r>
     </w:p>
+    <w:p/>
     <w:p>
       <w:r>
         <w:t>Seguro de vida exige acompanhamento contínuo. Mudanças familiares, dados cadastrais, documentos fiscais e revisão periódica devem ser tratados de forma organizada.</w:t>
       </w:r>
     </w:p>
+    <w:p/>
     <w:p>
       <w:pPr>
         <w:pStyle w:val="Heading2"/>
@@ -2464,11 +2860,13 @@
         <w:t>Orientação ao corretor</w:t>
       </w:r>
     </w:p>
+    <w:p/>
     <w:p>
       <w:r>
         <w:t>Registrar atendimento, orientar documentos, separar temas fiscais de decisão tributária especializada e manter rotina de revisão.</w:t>
       </w:r>
     </w:p>
+    <w:p/>
     <w:p>
       <w:pPr>
         <w:pStyle w:val="Heading2"/>
@@ -2477,11 +2875,13 @@
         <w:t>Como explicar ao cliente brasileiro</w:t>
       </w:r>
     </w:p>
+    <w:p/>
     <w:p>
       <w:r>
         <w:t>Depois de contratar, precisamos manter o seguro atualizado para que ele funcione corretamente quando for necessário.</w:t>
       </w:r>
     </w:p>
+    <w:p/>
     <w:p>
       <w:pPr>
         <w:pStyle w:val="Heading2"/>
@@ -2490,19 +2890,37 @@
         <w:t>Resultado esperado</w:t>
       </w:r>
     </w:p>
+    <w:p/>
     <w:p>
       <w:r>
         <w:t>Cliente entende a importância do pós-venda e mantém contrato, documentos e beneficiários coerentes.</w:t>
       </w:r>
     </w:p>
+    <w:p/>
     <w:p>
       <w:pPr>
         <w:pStyle w:val="Heading2"/>
       </w:pPr>
       <w:r>
+        <w:t>Limite comercial/compliance</w:t>
+      </w:r>
+    </w:p>
+    <w:p/>
+    <w:p>
+      <w:r>
+        <w:t>O corretor deve usar este caso como orientação de atendimento, sem prometer aceitação, cobertura, valor de indenização, prazo, benefício fiscal, manutenção de contrato ou resultado de análise. A decisão final depende da apólice, declaração de saúde, documentos, situação familiar, regras fiscais quando aplicáveis e avaliação da seguradora ou órgão competente.</w:t>
+      </w:r>
+    </w:p>
+    <w:p/>
+    <w:p>
+      <w:pPr>
+        <w:pStyle w:val="Heading2"/>
+      </w:pPr>
+      <w:r>
         <w:t>Termos relacionados</w:t>
       </w:r>
     </w:p>
+    <w:p/>
     <w:p>
       <w:pPr>
         <w:pStyle w:val="ListBullet"/>
@@ -2519,6 +2937,7 @@
         <w:t>VIDA-0017</w:t>
       </w:r>
     </w:p>
+    <w:p/>
     <w:p>
       <w:pPr>
         <w:pStyle w:val="Heading2"/>
@@ -2527,6 +2946,7 @@
         <w:t>FAQs relacionadas</w:t>
       </w:r>
     </w:p>
+    <w:p/>
     <w:p>
       <w:pPr>
         <w:pStyle w:val="ListBullet"/>
@@ -2543,6 +2963,7 @@
         <w:t>FAQ-VIDA-0017</w:t>
       </w:r>
     </w:p>
+    <w:p/>
     <w:p>
       <w:pPr>
         <w:pStyle w:val="Heading2"/>
@@ -2551,6 +2972,7 @@
         <w:t>Diálogos relacionados</w:t>
       </w:r>
     </w:p>
+    <w:p/>
     <w:p>
       <w:pPr>
         <w:pStyle w:val="ListBullet"/>
@@ -2559,6 +2981,7 @@
         <w:t>DIALOGUE-VIDA-0024</w:t>
       </w:r>
     </w:p>
+    <w:p/>
     <w:p>
       <w:pPr>
         <w:pStyle w:val="Heading2"/>
@@ -2567,6 +2990,7 @@
         <w:t>Referências cruzadas</w:t>
       </w:r>
     </w:p>
+    <w:p/>
     <w:p>
       <w:pPr>
         <w:pStyle w:val="ListBullet"/>
@@ -2607,6 +3031,7 @@
         <w:t>DIALOGUE-VIDA-0024</w:t>
       </w:r>
     </w:p>
+    <w:p/>
     <w:p>
       <w:pPr>
         <w:pStyle w:val="Heading2"/>
@@ -2615,6 +3040,7 @@
         <w:t>Referências</w:t>
       </w:r>
     </w:p>
+    <w:p/>
     <w:p>
       <w:pPr>
         <w:pStyle w:val="ListBullet"/>
@@ -2623,6 +3049,7 @@
         <w:t>Documento interno: `EDITORIAL_RULES.md`</w:t>
       </w:r>
     </w:p>
+    <w:p/>
     <w:p>
       <w:pPr>
         <w:pStyle w:val="Heading2"/>
@@ -2631,6 +3058,7 @@
         <w:t>Tags</w:t>
       </w:r>
     </w:p>
+    <w:p/>
     <w:p>
       <w:pPr>
         <w:pStyle w:val="ListBullet"/>
@@ -2663,6 +3091,7 @@
         <w:t>fiscal</w:t>
       </w:r>
     </w:p>
+    <w:p/>
     <w:p>
       <w:pPr>
         <w:pStyle w:val="Heading2"/>
@@ -2671,6 +3100,7 @@
         <w:t>Veja também</w:t>
       </w:r>
     </w:p>
+    <w:p/>
     <w:p>
       <w:pPr>
         <w:pStyle w:val="ListBullet"/>
@@ -2679,6 +3109,7 @@
         <w:t>`14_FAQ/VIDA/FAQ-VIDA-0095.md`</w:t>
       </w:r>
     </w:p>
+    <w:p/>
     <w:p>
       <w:pPr>
         <w:pStyle w:val="Heading2"/>
@@ -2687,6 +3118,7 @@
         <w:t>Histórico de revisão</w:t>
       </w:r>
     </w:p>
+    <w:p/>
     <w:p>
       <w:r>
         <w:t>| Data | Versão | Autor | Alteração |</w:t>
@@ -2704,9 +3136,16 @@
     </w:p>
     <w:p>
       <w:r>
-        <w:t>————————————————————————</w:t>
-      </w:r>
-    </w:p>
+        <w:t>| 2026-06-26 | 0.2 | JP-BR Insurance Knowledge Base | Inclusão de limite comercial/compliance para uso seguro em atendimento e NotebookLM. |</w:t>
+      </w:r>
+    </w:p>
+    <w:p/>
+    <w:p>
+      <w:r>
+        <w:br w:type="page"/>
+      </w:r>
+    </w:p>
+    <w:p/>
     <w:p>
       <w:pPr>
         <w:pStyle w:val="Heading1"/>
@@ -2715,6 +3154,7 @@
         <w:t>CASE-VIDA-0040 - Pós-venda identifica necessidade de atualizar beneficiário e proteção</w:t>
       </w:r>
     </w:p>
+    <w:p/>
     <w:p>
       <w:pPr>
         <w:pStyle w:val="Heading2"/>
@@ -2723,12 +3163,13 @@
         <w:t>Controle</w:t>
       </w:r>
     </w:p>
+    <w:p/>
     <w:p>
       <w:pPr>
         <w:pStyle w:val="ListBullet"/>
       </w:pPr>
       <w:r>
-        <w:t>Versão: 0.1</w:t>
+        <w:t>Versão: 0.2</w:t>
       </w:r>
     </w:p>
     <w:p>
@@ -2752,9 +3193,10 @@
         <w:pStyle w:val="ListBullet"/>
       </w:pPr>
       <w:r>
-        <w:t>Histórico: Criação inicial.</w:t>
-      </w:r>
-    </w:p>
+        <w:t>Histórico: Criação inicial; inclusão de limite comercial/compliance.</w:t>
+      </w:r>
+    </w:p>
+    <w:p/>
     <w:p>
       <w:pPr>
         <w:pStyle w:val="Heading2"/>
@@ -2763,11 +3205,13 @@
         <w:t>Código</w:t>
       </w:r>
     </w:p>
+    <w:p/>
     <w:p>
       <w:r>
         <w:t>CASE-VIDA-0040</w:t>
       </w:r>
     </w:p>
+    <w:p/>
     <w:p>
       <w:pPr>
         <w:pStyle w:val="Heading2"/>
@@ -2776,11 +3220,13 @@
         <w:t>Produto ou categoria</w:t>
       </w:r>
     </w:p>
+    <w:p/>
     <w:p>
       <w:r>
         <w:t>VIDA</w:t>
       </w:r>
     </w:p>
+    <w:p/>
     <w:p>
       <w:pPr>
         <w:pStyle w:val="Heading2"/>
@@ -2789,11 +3235,13 @@
         <w:t>Situação</w:t>
       </w:r>
     </w:p>
+    <w:p/>
     <w:p>
       <w:r>
         <w:t>Pós-venda identifica necessidade de atualizar beneficiário e proteção.</w:t>
       </w:r>
     </w:p>
+    <w:p/>
     <w:p>
       <w:pPr>
         <w:pStyle w:val="Heading2"/>
@@ -2802,11 +3250,13 @@
         <w:t>Problema</w:t>
       </w:r>
     </w:p>
+    <w:p/>
     <w:p>
       <w:r>
         <w:t>Cliente pode deixar contrato desatualizado, perder documentos, confundir orientação fiscal ou não revisar beneficiários e proteção.</w:t>
       </w:r>
     </w:p>
+    <w:p/>
     <w:p>
       <w:pPr>
         <w:pStyle w:val="Heading2"/>
@@ -2815,11 +3265,13 @@
         <w:t>Análise</w:t>
       </w:r>
     </w:p>
+    <w:p/>
     <w:p>
       <w:r>
         <w:t>Seguro de vida exige acompanhamento contínuo. Mudanças familiares, dados cadastrais, documentos fiscais e revisão periódica devem ser tratados de forma organizada.</w:t>
       </w:r>
     </w:p>
+    <w:p/>
     <w:p>
       <w:pPr>
         <w:pStyle w:val="Heading2"/>
@@ -2828,11 +3280,13 @@
         <w:t>Orientação ao corretor</w:t>
       </w:r>
     </w:p>
+    <w:p/>
     <w:p>
       <w:r>
         <w:t>Registrar atendimento, orientar documentos, separar temas fiscais de decisão tributária especializada e manter rotina de revisão.</w:t>
       </w:r>
     </w:p>
+    <w:p/>
     <w:p>
       <w:pPr>
         <w:pStyle w:val="Heading2"/>
@@ -2841,11 +3295,13 @@
         <w:t>Como explicar ao cliente brasileiro</w:t>
       </w:r>
     </w:p>
+    <w:p/>
     <w:p>
       <w:r>
         <w:t>Depois de contratar, precisamos manter o seguro atualizado para que ele funcione corretamente quando for necessário.</w:t>
       </w:r>
     </w:p>
+    <w:p/>
     <w:p>
       <w:pPr>
         <w:pStyle w:val="Heading2"/>
@@ -2854,19 +3310,37 @@
         <w:t>Resultado esperado</w:t>
       </w:r>
     </w:p>
+    <w:p/>
     <w:p>
       <w:r>
         <w:t>Cliente entende a importância do pós-venda e mantém contrato, documentos e beneficiários coerentes.</w:t>
       </w:r>
     </w:p>
+    <w:p/>
     <w:p>
       <w:pPr>
         <w:pStyle w:val="Heading2"/>
       </w:pPr>
       <w:r>
+        <w:t>Limite comercial/compliance</w:t>
+      </w:r>
+    </w:p>
+    <w:p/>
+    <w:p>
+      <w:r>
+        <w:t>O corretor deve usar este caso como orientação de atendimento, sem prometer aceitação, cobertura, valor de indenização, prazo, benefício fiscal, manutenção de contrato ou resultado de análise. A decisão final depende da apólice, declaração de saúde, documentos, situação familiar, regras fiscais quando aplicáveis e avaliação da seguradora ou órgão competente.</w:t>
+      </w:r>
+    </w:p>
+    <w:p/>
+    <w:p>
+      <w:pPr>
+        <w:pStyle w:val="Heading2"/>
+      </w:pPr>
+      <w:r>
         <w:t>Termos relacionados</w:t>
       </w:r>
     </w:p>
+    <w:p/>
     <w:p>
       <w:pPr>
         <w:pStyle w:val="ListBullet"/>
@@ -2899,6 +3373,7 @@
         <w:t>VIDA-0100 - 顧客対応記録 - Registro de atendimento ao cliente</w:t>
       </w:r>
     </w:p>
+    <w:p/>
     <w:p>
       <w:pPr>
         <w:pStyle w:val="Heading2"/>
@@ -2907,6 +3382,7 @@
         <w:t>FAQs relacionadas</w:t>
       </w:r>
     </w:p>
+    <w:p/>
     <w:p>
       <w:pPr>
         <w:pStyle w:val="ListBullet"/>
@@ -2939,6 +3415,7 @@
         <w:t>FAQ-VIDA-0100</w:t>
       </w:r>
     </w:p>
+    <w:p/>
     <w:p>
       <w:pPr>
         <w:pStyle w:val="Heading2"/>
@@ -2947,6 +3424,7 @@
         <w:t>Diálogos relacionados</w:t>
       </w:r>
     </w:p>
+    <w:p/>
     <w:p>
       <w:pPr>
         <w:pStyle w:val="ListBullet"/>
@@ -2955,6 +3433,7 @@
         <w:t>DIALOGUE-VIDA-0025</w:t>
       </w:r>
     </w:p>
+    <w:p/>
     <w:p>
       <w:pPr>
         <w:pStyle w:val="Heading2"/>
@@ -2963,6 +3442,7 @@
         <w:t>Referências cruzadas</w:t>
       </w:r>
     </w:p>
+    <w:p/>
     <w:p>
       <w:pPr>
         <w:pStyle w:val="ListBullet"/>
@@ -3035,6 +3515,7 @@
         <w:t>DIALOGUE-VIDA-0025</w:t>
       </w:r>
     </w:p>
+    <w:p/>
     <w:p>
       <w:pPr>
         <w:pStyle w:val="Heading2"/>
@@ -3043,6 +3524,7 @@
         <w:t>Referências</w:t>
       </w:r>
     </w:p>
+    <w:p/>
     <w:p>
       <w:pPr>
         <w:pStyle w:val="ListBullet"/>
@@ -3051,6 +3533,7 @@
         <w:t>Documento interno: `EDITORIAL_RULES.md`</w:t>
       </w:r>
     </w:p>
+    <w:p/>
     <w:p>
       <w:pPr>
         <w:pStyle w:val="Heading2"/>
@@ -3059,6 +3542,7 @@
         <w:t>Tags</w:t>
       </w:r>
     </w:p>
+    <w:p/>
     <w:p>
       <w:pPr>
         <w:pStyle w:val="ListBullet"/>
@@ -3091,6 +3575,7 @@
         <w:t>fiscal</w:t>
       </w:r>
     </w:p>
+    <w:p/>
     <w:p>
       <w:pPr>
         <w:pStyle w:val="Heading2"/>
@@ -3099,6 +3584,7 @@
         <w:t>Veja também</w:t>
       </w:r>
     </w:p>
+    <w:p/>
     <w:p>
       <w:pPr>
         <w:pStyle w:val="ListBullet"/>
@@ -3107,6 +3593,7 @@
         <w:t>`14_FAQ/VIDA/FAQ-VIDA-0097.md`</w:t>
       </w:r>
     </w:p>
+    <w:p/>
     <w:p>
       <w:pPr>
         <w:pStyle w:val="Heading2"/>
@@ -3115,6 +3602,7 @@
         <w:t>Histórico de revisão</w:t>
       </w:r>
     </w:p>
+    <w:p/>
     <w:p>
       <w:r>
         <w:t>| Data | Versão | Autor | Alteração |</w:t>
@@ -3128,6 +3616,36 @@
     <w:p>
       <w:r>
         <w:t>| 2026-06-26 | 0.1 | JP-BR Insurance Knowledge Base | Criação inicial. |</w:t>
+      </w:r>
+    </w:p>
+    <w:p>
+      <w:r>
+        <w:t>| 2026-06-26 | 0.2 | JP-BR Insurance Knowledge Base | Inclusão de limite comercial/compliance para uso seguro em atendimento e NotebookLM. |</w:t>
+      </w:r>
+    </w:p>
+    <w:p/>
+    <w:p>
+      <w:pPr>
+        <w:pStyle w:val="Heading2"/>
+      </w:pPr>
+      <w:r>
+        <w:t>Histórico de revisão</w:t>
+      </w:r>
+    </w:p>
+    <w:p/>
+    <w:p>
+      <w:r>
+        <w:t>| Data | Versão | Autor | Alteração |</w:t>
+      </w:r>
+    </w:p>
+    <w:p>
+      <w:r>
+        <w:t>| --- | --- | --- | --- |</w:t>
+      </w:r>
+    </w:p>
+    <w:p>
+      <w:r>
+        <w:t>| 2026-06-26 | 0.2 | JP-BR Insurance Knowledge Base | Regeneração do pacote com normalização de compliance dos estudos de caso VIDA. |</w:t>
       </w:r>
     </w:p>
     <w:sectPr>
@@ -3504,7 +4022,7 @@
     <w:qFormat/>
     <w:rsid w:val="00FC693F"/>
     <w:rPr>
-      <w:rFonts w:ascii="Arial Unicode MS" w:hAnsi="Arial Unicode MS"/>
+      <w:rFonts w:ascii="Arial" w:hAnsi="Arial"/>
       <w:sz w:val="20"/>
     </w:rPr>
   </w:style>
